--- a/indPlanificareуу.docx
+++ b/indPlanificareуу.docx
@@ -505,7 +505,6 @@
           <w14:ligatures w14:val="none"/>
         </w:rPr>
       </w:pPr>
-      <w:proofErr w:type="spellStart"/>
       <w:r>
         <w:rPr>
           <w:rFonts w:ascii="Calibri" w:eastAsia="Calibri" w:hAnsi="Calibri" w:cs="Times New Roman"/>
@@ -516,7 +515,6 @@
         </w:rPr>
         <w:t>Gairunova</w:t>
       </w:r>
-      <w:proofErr w:type="spellEnd"/>
       <w:r>
         <w:rPr>
           <w:rFonts w:ascii="Calibri" w:eastAsia="Calibri" w:hAnsi="Calibri" w:cs="Times New Roman"/>
@@ -781,6 +779,13 @@
     </w:p>
     <w:sdt>
       <w:sdtPr>
+        <w:rPr>
+          <w:rFonts w:ascii="Times New Roman" w:eastAsiaTheme="minorHAnsi" w:hAnsi="Times New Roman" w:cstheme="minorBidi"/>
+          <w:color w:val="auto"/>
+          <w:sz w:val="28"/>
+          <w:szCs w:val="22"/>
+          <w14:ligatures w14:val="standardContextual"/>
+        </w:rPr>
         <w:id w:val="1628893623"/>
         <w:docPartObj>
           <w:docPartGallery w:val="Table of Contents"/>
@@ -789,14 +794,9 @@
       </w:sdtPr>
       <w:sdtEndPr>
         <w:rPr>
-          <w:rFonts w:ascii="Times New Roman" w:eastAsiaTheme="minorHAnsi" w:hAnsi="Times New Roman" w:cstheme="minorBidi"/>
           <w:b/>
           <w:bCs/>
           <w:noProof/>
-          <w:color w:val="auto"/>
-          <w:sz w:val="28"/>
-          <w:szCs w:val="22"/>
-          <w14:ligatures w14:val="standardContextual"/>
         </w:rPr>
       </w:sdtEndPr>
       <w:sdtContent>
@@ -2176,7 +2176,6 @@
           <w:szCs w:val="24"/>
         </w:rPr>
       </w:pPr>
-      <w:proofErr w:type="spellStart"/>
       <w:r>
         <w:rPr>
           <w:b/>
@@ -2184,17 +2183,7 @@
           <w:sz w:val="24"/>
           <w:szCs w:val="24"/>
         </w:rPr>
-        <w:t>Цели</w:t>
-      </w:r>
-      <w:proofErr w:type="spellEnd"/>
-      <w:r>
-        <w:rPr>
-          <w:b/>
-          <w:bCs/>
-          <w:sz w:val="24"/>
-          <w:szCs w:val="24"/>
-        </w:rPr>
-        <w:t>:</w:t>
+        <w:t>Цели:</w:t>
       </w:r>
     </w:p>
     <w:p>
@@ -2289,7 +2278,6 @@
           <w:szCs w:val="24"/>
         </w:rPr>
       </w:pPr>
-      <w:proofErr w:type="spellStart"/>
       <w:r>
         <w:rPr>
           <w:b/>
@@ -2297,17 +2285,7 @@
           <w:sz w:val="24"/>
           <w:szCs w:val="24"/>
         </w:rPr>
-        <w:t>Задачи</w:t>
-      </w:r>
-      <w:proofErr w:type="spellEnd"/>
-      <w:r>
-        <w:rPr>
-          <w:b/>
-          <w:bCs/>
-          <w:sz w:val="24"/>
-          <w:szCs w:val="24"/>
-        </w:rPr>
-        <w:t>:</w:t>
+        <w:t>Задачи:</w:t>
       </w:r>
     </w:p>
     <w:p>
@@ -2505,41 +2483,13 @@
         </w:rPr>
       </w:pPr>
       <w:bookmarkStart w:id="2" w:name="_Toc215950618"/>
-      <w:proofErr w:type="spellStart"/>
       <w:r>
         <w:rPr>
           <w:b/>
           <w:bCs/>
           <w:szCs w:val="28"/>
         </w:rPr>
-        <w:t>Целевая</w:t>
-      </w:r>
-      <w:proofErr w:type="spellEnd"/>
-      <w:r>
-        <w:rPr>
-          <w:b/>
-          <w:bCs/>
-          <w:szCs w:val="28"/>
-        </w:rPr>
-        <w:t xml:space="preserve"> </w:t>
-      </w:r>
-      <w:proofErr w:type="spellStart"/>
-      <w:r>
-        <w:rPr>
-          <w:b/>
-          <w:bCs/>
-          <w:szCs w:val="28"/>
-        </w:rPr>
-        <w:t>аудитория</w:t>
-      </w:r>
-      <w:proofErr w:type="spellEnd"/>
-      <w:r>
-        <w:rPr>
-          <w:b/>
-          <w:bCs/>
-          <w:szCs w:val="28"/>
-        </w:rPr>
-        <w:t>:</w:t>
+        <w:t>Целевая аудитория:</w:t>
       </w:r>
       <w:bookmarkEnd w:id="2"/>
     </w:p>
@@ -2858,7 +2808,6 @@
         </w:rPr>
         <w:t xml:space="preserve">-инструменты / </w:t>
       </w:r>
-      <w:proofErr w:type="spellStart"/>
       <w:r>
         <w:rPr>
           <w:b/>
@@ -2868,7 +2817,6 @@
         </w:rPr>
         <w:t>PlantUML</w:t>
       </w:r>
-      <w:proofErr w:type="spellEnd"/>
       <w:r>
         <w:rPr>
           <w:sz w:val="24"/>
@@ -2922,7 +2870,6 @@
         </w:rPr>
         <w:t xml:space="preserve">. </w:t>
       </w:r>
-      <w:proofErr w:type="spellStart"/>
       <w:r>
         <w:rPr>
           <w:sz w:val="24"/>
@@ -2930,7 +2877,6 @@
         </w:rPr>
         <w:t>PlantUML</w:t>
       </w:r>
-      <w:proofErr w:type="spellEnd"/>
       <w:r>
         <w:rPr>
           <w:sz w:val="24"/>
@@ -3220,7 +3166,6 @@
                 <w:lang w:val="ru-RU"/>
               </w:rPr>
             </w:pPr>
-            <w:proofErr w:type="spellStart"/>
             <w:r>
               <w:rPr>
                 <w:b w:val="0"/>
@@ -3230,7 +3175,6 @@
               </w:rPr>
               <w:t>Код</w:t>
             </w:r>
-            <w:proofErr w:type="spellEnd"/>
           </w:p>
         </w:tc>
         <w:tc>
@@ -3247,7 +3191,6 @@
                 <w:lang w:val="ru-RU"/>
               </w:rPr>
             </w:pPr>
-            <w:proofErr w:type="spellStart"/>
             <w:r>
               <w:rPr>
                 <w:b w:val="0"/>
@@ -3257,7 +3200,6 @@
               </w:rPr>
               <w:t>Требование</w:t>
             </w:r>
-            <w:proofErr w:type="spellEnd"/>
           </w:p>
         </w:tc>
         <w:tc>
@@ -3274,7 +3216,6 @@
                 <w:lang w:val="ru-RU"/>
               </w:rPr>
             </w:pPr>
-            <w:proofErr w:type="spellStart"/>
             <w:r>
               <w:rPr>
                 <w:b w:val="0"/>
@@ -3284,7 +3225,6 @@
               </w:rPr>
               <w:t>Описание</w:t>
             </w:r>
-            <w:proofErr w:type="spellEnd"/>
           </w:p>
         </w:tc>
       </w:tr>
@@ -3329,31 +3269,13 @@
                 <w:lang w:val="ru-RU"/>
               </w:rPr>
             </w:pPr>
-            <w:proofErr w:type="spellStart"/>
             <w:r>
               <w:rPr>
                 <w:sz w:val="24"/>
                 <w:szCs w:val="20"/>
               </w:rPr>
-              <w:t>Просмотр</w:t>
+              <w:t>Просмотр товаров</w:t>
             </w:r>
-            <w:proofErr w:type="spellEnd"/>
-            <w:r>
-              <w:rPr>
-                <w:sz w:val="24"/>
-                <w:szCs w:val="20"/>
-              </w:rPr>
-              <w:t xml:space="preserve"> </w:t>
-            </w:r>
-            <w:proofErr w:type="spellStart"/>
-            <w:r>
-              <w:rPr>
-                <w:sz w:val="24"/>
-                <w:szCs w:val="20"/>
-              </w:rPr>
-              <w:t>товаров</w:t>
-            </w:r>
-            <w:proofErr w:type="spellEnd"/>
           </w:p>
         </w:tc>
         <w:tc>
@@ -3419,31 +3341,13 @@
                 <w:lang w:val="ru-RU"/>
               </w:rPr>
             </w:pPr>
-            <w:proofErr w:type="spellStart"/>
             <w:r>
               <w:rPr>
                 <w:sz w:val="24"/>
                 <w:szCs w:val="20"/>
               </w:rPr>
-              <w:t>Поиск</w:t>
+              <w:t>Поиск товаров</w:t>
             </w:r>
-            <w:proofErr w:type="spellEnd"/>
-            <w:r>
-              <w:rPr>
-                <w:sz w:val="24"/>
-                <w:szCs w:val="20"/>
-              </w:rPr>
-              <w:t xml:space="preserve"> </w:t>
-            </w:r>
-            <w:proofErr w:type="spellStart"/>
-            <w:r>
-              <w:rPr>
-                <w:sz w:val="24"/>
-                <w:szCs w:val="20"/>
-              </w:rPr>
-              <w:t>товаров</w:t>
-            </w:r>
-            <w:proofErr w:type="spellEnd"/>
           </w:p>
         </w:tc>
         <w:tc>
@@ -3512,47 +3416,13 @@
                 <w:lang w:val="ru-RU"/>
               </w:rPr>
             </w:pPr>
-            <w:proofErr w:type="spellStart"/>
             <w:r>
               <w:rPr>
                 <w:sz w:val="24"/>
                 <w:szCs w:val="20"/>
               </w:rPr>
-              <w:t>Просмотр</w:t>
+              <w:t>Просмотр страницы товара</w:t>
             </w:r>
-            <w:proofErr w:type="spellEnd"/>
-            <w:r>
-              <w:rPr>
-                <w:sz w:val="24"/>
-                <w:szCs w:val="20"/>
-              </w:rPr>
-              <w:t xml:space="preserve"> </w:t>
-            </w:r>
-            <w:proofErr w:type="spellStart"/>
-            <w:r>
-              <w:rPr>
-                <w:sz w:val="24"/>
-                <w:szCs w:val="20"/>
-              </w:rPr>
-              <w:t>страницы</w:t>
-            </w:r>
-            <w:proofErr w:type="spellEnd"/>
-            <w:r>
-              <w:rPr>
-                <w:sz w:val="24"/>
-                <w:szCs w:val="20"/>
-              </w:rPr>
-              <w:t xml:space="preserve"> </w:t>
-            </w:r>
-            <w:proofErr w:type="spellStart"/>
-            <w:r>
-              <w:rPr>
-                <w:sz w:val="24"/>
-                <w:szCs w:val="20"/>
-              </w:rPr>
-              <w:t>товара</w:t>
-            </w:r>
-            <w:proofErr w:type="spellEnd"/>
           </w:p>
         </w:tc>
         <w:tc>
@@ -3618,47 +3488,13 @@
                 <w:lang w:val="ru-RU"/>
               </w:rPr>
             </w:pPr>
-            <w:proofErr w:type="spellStart"/>
             <w:r>
               <w:rPr>
                 <w:sz w:val="24"/>
                 <w:szCs w:val="20"/>
               </w:rPr>
-              <w:t>Добавление</w:t>
+              <w:t>Добавление товара в корзину</w:t>
             </w:r>
-            <w:proofErr w:type="spellEnd"/>
-            <w:r>
-              <w:rPr>
-                <w:sz w:val="24"/>
-                <w:szCs w:val="20"/>
-              </w:rPr>
-              <w:t xml:space="preserve"> </w:t>
-            </w:r>
-            <w:proofErr w:type="spellStart"/>
-            <w:r>
-              <w:rPr>
-                <w:sz w:val="24"/>
-                <w:szCs w:val="20"/>
-              </w:rPr>
-              <w:t>товара</w:t>
-            </w:r>
-            <w:proofErr w:type="spellEnd"/>
-            <w:r>
-              <w:rPr>
-                <w:sz w:val="24"/>
-                <w:szCs w:val="20"/>
-              </w:rPr>
-              <w:t xml:space="preserve"> в </w:t>
-            </w:r>
-            <w:proofErr w:type="spellStart"/>
-            <w:r>
-              <w:rPr>
-                <w:sz w:val="24"/>
-                <w:szCs w:val="20"/>
-              </w:rPr>
-              <w:t>корзину</w:t>
-            </w:r>
-            <w:proofErr w:type="spellEnd"/>
           </w:p>
         </w:tc>
         <w:tc>
@@ -3727,31 +3563,13 @@
                 <w:lang w:val="ru-RU"/>
               </w:rPr>
             </w:pPr>
-            <w:proofErr w:type="spellStart"/>
             <w:r>
               <w:rPr>
                 <w:sz w:val="24"/>
                 <w:szCs w:val="20"/>
               </w:rPr>
-              <w:t>Редактирование</w:t>
+              <w:t>Редактирование корзины</w:t>
             </w:r>
-            <w:proofErr w:type="spellEnd"/>
-            <w:r>
-              <w:rPr>
-                <w:sz w:val="24"/>
-                <w:szCs w:val="20"/>
-              </w:rPr>
-              <w:t xml:space="preserve"> </w:t>
-            </w:r>
-            <w:proofErr w:type="spellStart"/>
-            <w:r>
-              <w:rPr>
-                <w:sz w:val="24"/>
-                <w:szCs w:val="20"/>
-              </w:rPr>
-              <w:t>корзины</w:t>
-            </w:r>
-            <w:proofErr w:type="spellEnd"/>
           </w:p>
         </w:tc>
         <w:tc>
@@ -3817,31 +3635,13 @@
                 <w:lang w:val="ru-RU"/>
               </w:rPr>
             </w:pPr>
-            <w:proofErr w:type="spellStart"/>
             <w:r>
               <w:rPr>
                 <w:sz w:val="24"/>
                 <w:szCs w:val="20"/>
               </w:rPr>
-              <w:t>Оформление</w:t>
+              <w:t>Оформление заказа</w:t>
             </w:r>
-            <w:proofErr w:type="spellEnd"/>
-            <w:r>
-              <w:rPr>
-                <w:sz w:val="24"/>
-                <w:szCs w:val="20"/>
-              </w:rPr>
-              <w:t xml:space="preserve"> </w:t>
-            </w:r>
-            <w:proofErr w:type="spellStart"/>
-            <w:r>
-              <w:rPr>
-                <w:sz w:val="24"/>
-                <w:szCs w:val="20"/>
-              </w:rPr>
-              <w:t>заказа</w:t>
-            </w:r>
-            <w:proofErr w:type="spellEnd"/>
           </w:p>
         </w:tc>
         <w:tc>
@@ -3922,39 +3722,8 @@
           <w:sz w:val="24"/>
           <w:szCs w:val="24"/>
         </w:rPr>
-        <w:t xml:space="preserve">2.2. Функциональность </w:t>
-      </w:r>
-      <w:proofErr w:type="spellStart"/>
-      <w:r>
-        <w:rPr>
-          <w:b/>
-          <w:bCs/>
-          <w:sz w:val="24"/>
-          <w:szCs w:val="24"/>
-        </w:rPr>
-        <w:t>для</w:t>
-      </w:r>
-      <w:proofErr w:type="spellEnd"/>
-      <w:r>
-        <w:rPr>
-          <w:b/>
-          <w:bCs/>
-          <w:sz w:val="24"/>
-          <w:szCs w:val="24"/>
-        </w:rPr>
-        <w:t xml:space="preserve"> </w:t>
-      </w:r>
-      <w:proofErr w:type="spellStart"/>
-      <w:r>
-        <w:rPr>
-          <w:b/>
-          <w:bCs/>
-          <w:sz w:val="24"/>
-          <w:szCs w:val="24"/>
-        </w:rPr>
-        <w:t>администратора</w:t>
-      </w:r>
-      <w:proofErr w:type="spellEnd"/>
+        <w:t>2.2. Функциональность для администратора</w:t>
+      </w:r>
     </w:p>
     <w:p>
       <w:pPr>
@@ -4000,7 +3769,6 @@
                 <w:lang w:val="ru-RU"/>
               </w:rPr>
             </w:pPr>
-            <w:proofErr w:type="spellStart"/>
             <w:r>
               <w:rPr>
                 <w:b w:val="0"/>
@@ -4010,7 +3778,6 @@
               </w:rPr>
               <w:t>Код</w:t>
             </w:r>
-            <w:proofErr w:type="spellEnd"/>
           </w:p>
         </w:tc>
         <w:tc>
@@ -4029,7 +3796,6 @@
                 <w:lang w:val="ru-RU"/>
               </w:rPr>
             </w:pPr>
-            <w:proofErr w:type="spellStart"/>
             <w:r>
               <w:rPr>
                 <w:b w:val="0"/>
@@ -4039,7 +3805,6 @@
               </w:rPr>
               <w:t>Требование</w:t>
             </w:r>
-            <w:proofErr w:type="spellEnd"/>
           </w:p>
         </w:tc>
         <w:tc>
@@ -4058,7 +3823,6 @@
                 <w:lang w:val="ru-RU"/>
               </w:rPr>
             </w:pPr>
-            <w:proofErr w:type="spellStart"/>
             <w:r>
               <w:rPr>
                 <w:b w:val="0"/>
@@ -4068,7 +3832,6 @@
               </w:rPr>
               <w:t>Описание</w:t>
             </w:r>
-            <w:proofErr w:type="spellEnd"/>
           </w:p>
         </w:tc>
       </w:tr>
@@ -4117,31 +3880,13 @@
                 <w:lang w:val="ru-RU"/>
               </w:rPr>
             </w:pPr>
-            <w:proofErr w:type="spellStart"/>
             <w:r>
               <w:rPr>
                 <w:sz w:val="24"/>
                 <w:szCs w:val="20"/>
               </w:rPr>
-              <w:t>Авторизация</w:t>
+              <w:t>Авторизация администратора</w:t>
             </w:r>
-            <w:proofErr w:type="spellEnd"/>
-            <w:r>
-              <w:rPr>
-                <w:sz w:val="24"/>
-                <w:szCs w:val="20"/>
-              </w:rPr>
-              <w:t xml:space="preserve"> </w:t>
-            </w:r>
-            <w:proofErr w:type="spellStart"/>
-            <w:r>
-              <w:rPr>
-                <w:sz w:val="24"/>
-                <w:szCs w:val="20"/>
-              </w:rPr>
-              <w:t>администратора</w:t>
-            </w:r>
-            <w:proofErr w:type="spellEnd"/>
           </w:p>
         </w:tc>
         <w:tc>
@@ -4160,47 +3905,13 @@
                 <w:lang w:val="ru-RU"/>
               </w:rPr>
             </w:pPr>
-            <w:proofErr w:type="spellStart"/>
             <w:r>
               <w:rPr>
                 <w:sz w:val="24"/>
                 <w:szCs w:val="20"/>
               </w:rPr>
-              <w:t>Доступ</w:t>
+              <w:t>Доступ к панели управления</w:t>
             </w:r>
-            <w:proofErr w:type="spellEnd"/>
-            <w:r>
-              <w:rPr>
-                <w:sz w:val="24"/>
-                <w:szCs w:val="20"/>
-              </w:rPr>
-              <w:t xml:space="preserve"> к </w:t>
-            </w:r>
-            <w:proofErr w:type="spellStart"/>
-            <w:r>
-              <w:rPr>
-                <w:sz w:val="24"/>
-                <w:szCs w:val="20"/>
-              </w:rPr>
-              <w:t>панели</w:t>
-            </w:r>
-            <w:proofErr w:type="spellEnd"/>
-            <w:r>
-              <w:rPr>
-                <w:sz w:val="24"/>
-                <w:szCs w:val="20"/>
-              </w:rPr>
-              <w:t xml:space="preserve"> </w:t>
-            </w:r>
-            <w:proofErr w:type="spellStart"/>
-            <w:r>
-              <w:rPr>
-                <w:sz w:val="24"/>
-                <w:szCs w:val="20"/>
-              </w:rPr>
-              <w:t>управления</w:t>
-            </w:r>
-            <w:proofErr w:type="spellEnd"/>
           </w:p>
         </w:tc>
       </w:tr>
@@ -4246,31 +3957,13 @@
                 <w:lang w:val="ru-RU"/>
               </w:rPr>
             </w:pPr>
-            <w:proofErr w:type="spellStart"/>
             <w:r>
               <w:rPr>
                 <w:sz w:val="24"/>
                 <w:szCs w:val="20"/>
               </w:rPr>
-              <w:t>Управление</w:t>
+              <w:t>Управление товарами</w:t>
             </w:r>
-            <w:proofErr w:type="spellEnd"/>
-            <w:r>
-              <w:rPr>
-                <w:sz w:val="24"/>
-                <w:szCs w:val="20"/>
-              </w:rPr>
-              <w:t xml:space="preserve"> </w:t>
-            </w:r>
-            <w:proofErr w:type="spellStart"/>
-            <w:r>
-              <w:rPr>
-                <w:sz w:val="24"/>
-                <w:szCs w:val="20"/>
-              </w:rPr>
-              <w:t>товарами</w:t>
-            </w:r>
-            <w:proofErr w:type="spellEnd"/>
           </w:p>
         </w:tc>
         <w:tc>
@@ -4330,7 +4023,6 @@
           <w:lang w:val="ru-RU"/>
         </w:rPr>
       </w:pPr>
-      <w:proofErr w:type="spellStart"/>
       <w:r>
         <w:rPr>
           <w:b/>
@@ -4338,29 +4030,8 @@
           <w:sz w:val="24"/>
           <w:szCs w:val="24"/>
         </w:rPr>
-        <w:t>Нефункциональные</w:t>
-      </w:r>
-      <w:proofErr w:type="spellEnd"/>
-      <w:r>
-        <w:rPr>
-          <w:b/>
-          <w:bCs/>
-          <w:sz w:val="24"/>
-          <w:szCs w:val="24"/>
-        </w:rPr>
-        <w:t xml:space="preserve"> </w:t>
-      </w:r>
-      <w:proofErr w:type="spellStart"/>
-      <w:r>
-        <w:rPr>
-          <w:b/>
-          <w:bCs/>
-          <w:sz w:val="24"/>
-          <w:szCs w:val="24"/>
-        </w:rPr>
-        <w:t>требования</w:t>
-      </w:r>
-      <w:proofErr w:type="spellEnd"/>
+        <w:t>Нефункциональные требования</w:t>
+      </w:r>
     </w:p>
     <w:p>
       <w:pPr>
@@ -4408,7 +4079,6 @@
                 <w:lang w:val="ru-RU"/>
               </w:rPr>
             </w:pPr>
-            <w:proofErr w:type="spellStart"/>
             <w:r>
               <w:rPr>
                 <w:b w:val="0"/>
@@ -4418,7 +4088,6 @@
               </w:rPr>
               <w:t>Код</w:t>
             </w:r>
-            <w:proofErr w:type="spellEnd"/>
           </w:p>
         </w:tc>
         <w:tc>
@@ -4439,7 +4108,6 @@
                 <w:lang w:val="ru-RU"/>
               </w:rPr>
             </w:pPr>
-            <w:proofErr w:type="spellStart"/>
             <w:r>
               <w:rPr>
                 <w:b w:val="0"/>
@@ -4449,7 +4117,6 @@
               </w:rPr>
               <w:t>Категория</w:t>
             </w:r>
-            <w:proofErr w:type="spellEnd"/>
           </w:p>
         </w:tc>
         <w:tc>
@@ -4470,7 +4137,6 @@
                 <w:lang w:val="ru-RU"/>
               </w:rPr>
             </w:pPr>
-            <w:proofErr w:type="spellStart"/>
             <w:r>
               <w:rPr>
                 <w:b w:val="0"/>
@@ -4480,7 +4146,6 @@
               </w:rPr>
               <w:t>Требование</w:t>
             </w:r>
-            <w:proofErr w:type="spellEnd"/>
           </w:p>
         </w:tc>
       </w:tr>
@@ -4533,7 +4198,6 @@
                 <w:lang w:val="ru-RU"/>
               </w:rPr>
             </w:pPr>
-            <w:proofErr w:type="spellStart"/>
             <w:r>
               <w:rPr>
                 <w:sz w:val="24"/>
@@ -4541,7 +4205,6 @@
               </w:rPr>
               <w:t>Производительность</w:t>
             </w:r>
-            <w:proofErr w:type="spellEnd"/>
           </w:p>
         </w:tc>
         <w:tc>
@@ -4628,31 +4291,13 @@
                 <w:lang w:val="ru-RU"/>
               </w:rPr>
             </w:pPr>
-            <w:proofErr w:type="spellStart"/>
             <w:r>
               <w:rPr>
                 <w:sz w:val="24"/>
                 <w:szCs w:val="20"/>
               </w:rPr>
-              <w:t>Удобство</w:t>
+              <w:t>Удобство использования</w:t>
             </w:r>
-            <w:proofErr w:type="spellEnd"/>
-            <w:r>
-              <w:rPr>
-                <w:sz w:val="24"/>
-                <w:szCs w:val="20"/>
-              </w:rPr>
-              <w:t xml:space="preserve"> </w:t>
-            </w:r>
-            <w:proofErr w:type="spellStart"/>
-            <w:r>
-              <w:rPr>
-                <w:sz w:val="24"/>
-                <w:szCs w:val="20"/>
-              </w:rPr>
-              <w:t>использования</w:t>
-            </w:r>
-            <w:proofErr w:type="spellEnd"/>
           </w:p>
         </w:tc>
         <w:tc>
@@ -4733,7 +4378,6 @@
                 <w:lang w:val="ru-RU"/>
               </w:rPr>
             </w:pPr>
-            <w:proofErr w:type="spellStart"/>
             <w:r>
               <w:rPr>
                 <w:sz w:val="24"/>
@@ -4741,7 +4385,6 @@
               </w:rPr>
               <w:t>Совместимость</w:t>
             </w:r>
-            <w:proofErr w:type="spellEnd"/>
           </w:p>
         </w:tc>
         <w:tc>
@@ -4856,7 +4499,6 @@
                 <w:lang w:val="ru-RU"/>
               </w:rPr>
             </w:pPr>
-            <w:proofErr w:type="spellStart"/>
             <w:r>
               <w:rPr>
                 <w:sz w:val="24"/>
@@ -4864,7 +4506,6 @@
               </w:rPr>
               <w:t>Надежность</w:t>
             </w:r>
-            <w:proofErr w:type="spellEnd"/>
           </w:p>
         </w:tc>
         <w:tc>
@@ -4946,7 +4587,6 @@
                 <w:lang w:val="ru-RU"/>
               </w:rPr>
             </w:pPr>
-            <w:proofErr w:type="spellStart"/>
             <w:r>
               <w:rPr>
                 <w:sz w:val="24"/>
@@ -4954,7 +4594,6 @@
               </w:rPr>
               <w:t>Масштабируемость</w:t>
             </w:r>
-            <w:proofErr w:type="spellEnd"/>
           </w:p>
         </w:tc>
         <w:tc>
@@ -5018,19 +4657,8 @@
           <w:sz w:val="24"/>
           <w:szCs w:val="24"/>
         </w:rPr>
-        <w:t xml:space="preserve">4. </w:t>
-      </w:r>
-      <w:proofErr w:type="spellStart"/>
-      <w:r>
-        <w:rPr>
-          <w:b/>
-          <w:bCs/>
-          <w:sz w:val="24"/>
-          <w:szCs w:val="24"/>
-        </w:rPr>
-        <w:t>Ограничения</w:t>
-      </w:r>
-      <w:proofErr w:type="spellEnd"/>
+        <w:t>4. Ограничения</w:t>
+      </w:r>
     </w:p>
     <w:p>
       <w:pPr>
@@ -5094,7 +4722,6 @@
           <w:lang w:val="ru-RU"/>
         </w:rPr>
       </w:pPr>
-      <w:proofErr w:type="spellStart"/>
       <w:r>
         <w:rPr>
           <w:b/>
@@ -5102,49 +4729,8 @@
           <w:sz w:val="24"/>
           <w:szCs w:val="24"/>
         </w:rPr>
-        <w:t>Методы</w:t>
-      </w:r>
-      <w:proofErr w:type="spellEnd"/>
-      <w:r>
-        <w:rPr>
-          <w:b/>
-          <w:bCs/>
-          <w:sz w:val="24"/>
-          <w:szCs w:val="24"/>
-        </w:rPr>
-        <w:t xml:space="preserve"> </w:t>
-      </w:r>
-      <w:proofErr w:type="spellStart"/>
-      <w:r>
-        <w:rPr>
-          <w:b/>
-          <w:bCs/>
-          <w:sz w:val="24"/>
-          <w:szCs w:val="24"/>
-        </w:rPr>
-        <w:t>проверки</w:t>
-      </w:r>
-      <w:proofErr w:type="spellEnd"/>
-      <w:r>
-        <w:rPr>
-          <w:b/>
-          <w:bCs/>
-          <w:sz w:val="24"/>
-          <w:szCs w:val="24"/>
-        </w:rPr>
-        <w:t xml:space="preserve"> </w:t>
-      </w:r>
-      <w:proofErr w:type="spellStart"/>
-      <w:r>
-        <w:rPr>
-          <w:b/>
-          <w:bCs/>
-          <w:sz w:val="24"/>
-          <w:szCs w:val="24"/>
-        </w:rPr>
-        <w:t>требований</w:t>
-      </w:r>
-      <w:proofErr w:type="spellEnd"/>
+        <w:t>Методы проверки требований</w:t>
+      </w:r>
     </w:p>
     <w:p>
       <w:pPr>
@@ -5191,7 +4777,6 @@
                 <w:lang w:val="ru-RU"/>
               </w:rPr>
             </w:pPr>
-            <w:proofErr w:type="spellStart"/>
             <w:r>
               <w:rPr>
                 <w:b w:val="0"/>
@@ -5201,7 +4786,6 @@
               </w:rPr>
               <w:t>Тип</w:t>
             </w:r>
-            <w:proofErr w:type="spellEnd"/>
           </w:p>
         </w:tc>
         <w:tc>
@@ -5222,7 +4806,6 @@
                 <w:lang w:val="ru-RU"/>
               </w:rPr>
             </w:pPr>
-            <w:proofErr w:type="spellStart"/>
             <w:r>
               <w:rPr>
                 <w:b w:val="0"/>
@@ -5232,7 +4815,6 @@
               </w:rPr>
               <w:t>Метод</w:t>
             </w:r>
-            <w:proofErr w:type="spellEnd"/>
           </w:p>
         </w:tc>
       </w:tr>
@@ -5258,31 +4840,13 @@
                 <w:lang w:val="ru-RU"/>
               </w:rPr>
             </w:pPr>
-            <w:proofErr w:type="spellStart"/>
             <w:r>
               <w:rPr>
                 <w:sz w:val="24"/>
                 <w:szCs w:val="20"/>
               </w:rPr>
-              <w:t>Функциональные</w:t>
+              <w:t>Функциональные требования</w:t>
             </w:r>
-            <w:proofErr w:type="spellEnd"/>
-            <w:r>
-              <w:rPr>
-                <w:sz w:val="24"/>
-                <w:szCs w:val="20"/>
-              </w:rPr>
-              <w:t xml:space="preserve"> </w:t>
-            </w:r>
-            <w:proofErr w:type="spellStart"/>
-            <w:r>
-              <w:rPr>
-                <w:sz w:val="24"/>
-                <w:szCs w:val="20"/>
-              </w:rPr>
-              <w:t>требования</w:t>
-            </w:r>
-            <w:proofErr w:type="spellEnd"/>
           </w:p>
         </w:tc>
         <w:tc>
@@ -5333,31 +4897,13 @@
                 <w:lang w:val="ru-RU"/>
               </w:rPr>
             </w:pPr>
-            <w:proofErr w:type="spellStart"/>
             <w:r>
               <w:rPr>
                 <w:sz w:val="24"/>
                 <w:szCs w:val="20"/>
               </w:rPr>
-              <w:t>Нефункциональные</w:t>
+              <w:t>Нефункциональные требования</w:t>
             </w:r>
-            <w:proofErr w:type="spellEnd"/>
-            <w:r>
-              <w:rPr>
-                <w:sz w:val="24"/>
-                <w:szCs w:val="20"/>
-              </w:rPr>
-              <w:t xml:space="preserve"> </w:t>
-            </w:r>
-            <w:proofErr w:type="spellStart"/>
-            <w:r>
-              <w:rPr>
-                <w:sz w:val="24"/>
-                <w:szCs w:val="20"/>
-              </w:rPr>
-              <w:t>требования</w:t>
-            </w:r>
-            <w:proofErr w:type="spellEnd"/>
           </w:p>
         </w:tc>
         <w:tc>
@@ -5632,14 +5178,12 @@
                             <w:r>
                               <w:t xml:space="preserve">API </w:t>
                             </w:r>
-                            <w:proofErr w:type="spellStart"/>
                             <w:r>
                               <w:rPr>
                                 <w:lang w:val="ru-RU"/>
                               </w:rPr>
                               <w:t>эндпойнты</w:t>
                             </w:r>
-                            <w:proofErr w:type="spellEnd"/>
                             <w:r>
                               <w:t xml:space="preserve">: </w:t>
                             </w:r>
@@ -5647,63 +5191,7 @@
                               <w:rPr>
                                 <w:color w:val="AEAAAA" w:themeColor="background2" w:themeShade="BF"/>
                               </w:rPr>
-                              <w:t>GET /</w:t>
-                            </w:r>
-                            <w:proofErr w:type="spellStart"/>
-                            <w:r>
-                              <w:rPr>
-                                <w:color w:val="AEAAAA" w:themeColor="background2" w:themeShade="BF"/>
-                              </w:rPr>
-                              <w:t>api</w:t>
-                            </w:r>
-                            <w:proofErr w:type="spellEnd"/>
-                            <w:r>
-                              <w:rPr>
-                                <w:color w:val="AEAAAA" w:themeColor="background2" w:themeShade="BF"/>
-                              </w:rPr>
-                              <w:t>/products, GET /</w:t>
-                            </w:r>
-                            <w:proofErr w:type="spellStart"/>
-                            <w:r>
-                              <w:rPr>
-                                <w:color w:val="AEAAAA" w:themeColor="background2" w:themeShade="BF"/>
-                              </w:rPr>
-                              <w:t>api</w:t>
-                            </w:r>
-                            <w:proofErr w:type="spellEnd"/>
-                            <w:r>
-                              <w:rPr>
-                                <w:color w:val="AEAAAA" w:themeColor="background2" w:themeShade="BF"/>
-                              </w:rPr>
-                              <w:t>/products/{id}, GET /</w:t>
-                            </w:r>
-                            <w:proofErr w:type="spellStart"/>
-                            <w:r>
-                              <w:rPr>
-                                <w:color w:val="AEAAAA" w:themeColor="background2" w:themeShade="BF"/>
-                              </w:rPr>
-                              <w:t>api</w:t>
-                            </w:r>
-                            <w:proofErr w:type="spellEnd"/>
-                            <w:r>
-                              <w:rPr>
-                                <w:color w:val="AEAAAA" w:themeColor="background2" w:themeShade="BF"/>
-                              </w:rPr>
-                              <w:t>/products/</w:t>
-                            </w:r>
-                            <w:proofErr w:type="spellStart"/>
-                            <w:r>
-                              <w:rPr>
-                                <w:color w:val="AEAAAA" w:themeColor="background2" w:themeShade="BF"/>
-                              </w:rPr>
-                              <w:t>search?q</w:t>
-                            </w:r>
-                            <w:proofErr w:type="spellEnd"/>
-                            <w:r>
-                              <w:rPr>
-                                <w:color w:val="AEAAAA" w:themeColor="background2" w:themeShade="BF"/>
-                              </w:rPr>
-                              <w:t xml:space="preserve">=.... </w:t>
+                              <w:t xml:space="preserve">GET /api/products, GET /api/products/{id}, GET /api/products/search?q=.... </w:t>
                             </w:r>
                           </w:p>
                           <w:p>
@@ -5786,75 +5274,14 @@
                                 <w:numId w:val="8"/>
                               </w:numPr>
                             </w:pPr>
-                            <w:proofErr w:type="spellStart"/>
-                            <w:r>
-                              <w:t>Эндпойнты</w:t>
-                            </w:r>
-                            <w:proofErr w:type="spellEnd"/>
-                            <w:r>
-                              <w:t xml:space="preserve">: </w:t>
+                            <w:r>
+                              <w:t xml:space="preserve">Эндпойнты: </w:t>
                             </w:r>
                             <w:r>
                               <w:rPr>
                                 <w:color w:val="AEAAAA" w:themeColor="background2" w:themeShade="BF"/>
                               </w:rPr>
-                              <w:t>POST /</w:t>
-                            </w:r>
-                            <w:proofErr w:type="spellStart"/>
-                            <w:r>
-                              <w:rPr>
-                                <w:color w:val="AEAAAA" w:themeColor="background2" w:themeShade="BF"/>
-                              </w:rPr>
-                              <w:t>api</w:t>
-                            </w:r>
-                            <w:proofErr w:type="spellEnd"/>
-                            <w:r>
-                              <w:rPr>
-                                <w:color w:val="AEAAAA" w:themeColor="background2" w:themeShade="BF"/>
-                              </w:rPr>
-                              <w:t>/cart, GET /</w:t>
-                            </w:r>
-                            <w:proofErr w:type="spellStart"/>
-                            <w:r>
-                              <w:rPr>
-                                <w:color w:val="AEAAAA" w:themeColor="background2" w:themeShade="BF"/>
-                              </w:rPr>
-                              <w:t>api</w:t>
-                            </w:r>
-                            <w:proofErr w:type="spellEnd"/>
-                            <w:r>
-                              <w:rPr>
-                                <w:color w:val="AEAAAA" w:themeColor="background2" w:themeShade="BF"/>
-                              </w:rPr>
-                              <w:t>/cart, PUT /</w:t>
-                            </w:r>
-                            <w:proofErr w:type="spellStart"/>
-                            <w:r>
-                              <w:rPr>
-                                <w:color w:val="AEAAAA" w:themeColor="background2" w:themeShade="BF"/>
-                              </w:rPr>
-                              <w:t>api</w:t>
-                            </w:r>
-                            <w:proofErr w:type="spellEnd"/>
-                            <w:r>
-                              <w:rPr>
-                                <w:color w:val="AEAAAA" w:themeColor="background2" w:themeShade="BF"/>
-                              </w:rPr>
-                              <w:t>/cart/items, DELETE /</w:t>
-                            </w:r>
-                            <w:proofErr w:type="spellStart"/>
-                            <w:r>
-                              <w:rPr>
-                                <w:color w:val="AEAAAA" w:themeColor="background2" w:themeShade="BF"/>
-                              </w:rPr>
-                              <w:t>api</w:t>
-                            </w:r>
-                            <w:proofErr w:type="spellEnd"/>
-                            <w:r>
-                              <w:rPr>
-                                <w:color w:val="AEAAAA" w:themeColor="background2" w:themeShade="BF"/>
-                              </w:rPr>
-                              <w:t xml:space="preserve">/cart/items/{id}. </w:t>
+                              <w:t xml:space="preserve">POST /api/cart, GET /api/cart, PUT /api/cart/items, DELETE /api/cart/items/{id}. </w:t>
                             </w:r>
                           </w:p>
                           <w:p>
@@ -5933,14 +5360,12 @@
                                 <w:numId w:val="9"/>
                               </w:numPr>
                             </w:pPr>
-                            <w:proofErr w:type="spellStart"/>
                             <w:r>
                               <w:rPr>
                                 <w:lang w:val="ru-RU"/>
                               </w:rPr>
                               <w:t>Эндпойнты</w:t>
                             </w:r>
-                            <w:proofErr w:type="spellEnd"/>
                             <w:r>
                               <w:t xml:space="preserve">: </w:t>
                             </w:r>
@@ -5948,35 +5373,7 @@
                               <w:rPr>
                                 <w:color w:val="AEAAAA" w:themeColor="background2" w:themeShade="BF"/>
                               </w:rPr>
-                              <w:t>POST /</w:t>
-                            </w:r>
-                            <w:proofErr w:type="spellStart"/>
-                            <w:r>
-                              <w:rPr>
-                                <w:color w:val="AEAAAA" w:themeColor="background2" w:themeShade="BF"/>
-                              </w:rPr>
-                              <w:t>api</w:t>
-                            </w:r>
-                            <w:proofErr w:type="spellEnd"/>
-                            <w:r>
-                              <w:rPr>
-                                <w:color w:val="AEAAAA" w:themeColor="background2" w:themeShade="BF"/>
-                              </w:rPr>
-                              <w:t>/checkout, GET /</w:t>
-                            </w:r>
-                            <w:proofErr w:type="spellStart"/>
-                            <w:r>
-                              <w:rPr>
-                                <w:color w:val="AEAAAA" w:themeColor="background2" w:themeShade="BF"/>
-                              </w:rPr>
-                              <w:t>api</w:t>
-                            </w:r>
-                            <w:proofErr w:type="spellEnd"/>
-                            <w:r>
-                              <w:rPr>
-                                <w:color w:val="AEAAAA" w:themeColor="background2" w:themeShade="BF"/>
-                              </w:rPr>
-                              <w:t xml:space="preserve">/orders/{id}. </w:t>
+                              <w:t xml:space="preserve">POST /api/checkout, GET /api/orders/{id}. </w:t>
                             </w:r>
                           </w:p>
                           <w:p>
@@ -6082,55 +5479,14 @@
                                 <w:numId w:val="10"/>
                               </w:numPr>
                             </w:pPr>
-                            <w:proofErr w:type="spellStart"/>
-                            <w:r>
-                              <w:t>Эндпойнты</w:t>
-                            </w:r>
-                            <w:proofErr w:type="spellEnd"/>
-                            <w:r>
-                              <w:t xml:space="preserve"> (</w:t>
-                            </w:r>
-                            <w:proofErr w:type="spellStart"/>
-                            <w:r>
-                              <w:t>админ</w:t>
-                            </w:r>
-                            <w:proofErr w:type="spellEnd"/>
-                            <w:r>
-                              <w:t xml:space="preserve">): </w:t>
+                            <w:r>
+                              <w:t xml:space="preserve">Эндпойнты (админ): </w:t>
                             </w:r>
                             <w:r>
                               <w:rPr>
                                 <w:color w:val="AEAAAA" w:themeColor="background2" w:themeShade="BF"/>
                               </w:rPr>
-                              <w:t>GET /</w:t>
-                            </w:r>
-                            <w:proofErr w:type="spellStart"/>
-                            <w:r>
-                              <w:rPr>
-                                <w:color w:val="AEAAAA" w:themeColor="background2" w:themeShade="BF"/>
-                              </w:rPr>
-                              <w:t>api</w:t>
-                            </w:r>
-                            <w:proofErr w:type="spellEnd"/>
-                            <w:r>
-                              <w:rPr>
-                                <w:color w:val="AEAAAA" w:themeColor="background2" w:themeShade="BF"/>
-                              </w:rPr>
-                              <w:t>/admin/orders, PUT /</w:t>
-                            </w:r>
-                            <w:proofErr w:type="spellStart"/>
-                            <w:r>
-                              <w:rPr>
-                                <w:color w:val="AEAAAA" w:themeColor="background2" w:themeShade="BF"/>
-                              </w:rPr>
-                              <w:t>api</w:t>
-                            </w:r>
-                            <w:proofErr w:type="spellEnd"/>
-                            <w:r>
-                              <w:rPr>
-                                <w:color w:val="AEAAAA" w:themeColor="background2" w:themeShade="BF"/>
-                              </w:rPr>
-                              <w:t xml:space="preserve">/admin/orders/{id}/status. </w:t>
+                              <w:t xml:space="preserve">GET /api/admin/orders, PUT /api/admin/orders/{id}/status. </w:t>
                             </w:r>
                           </w:p>
                           <w:p>
@@ -6213,14 +5569,12 @@
                                 <w:numId w:val="11"/>
                               </w:numPr>
                             </w:pPr>
-                            <w:proofErr w:type="spellStart"/>
                             <w:r>
                               <w:rPr>
                                 <w:lang w:val="ru-RU"/>
                               </w:rPr>
                               <w:t>Эндпойнты</w:t>
                             </w:r>
-                            <w:proofErr w:type="spellEnd"/>
                             <w:r>
                               <w:t xml:space="preserve">: </w:t>
                             </w:r>
@@ -6236,14 +5590,12 @@
                               </w:rPr>
                               <w:t xml:space="preserve"> /</w:t>
                             </w:r>
-                            <w:proofErr w:type="spellStart"/>
                             <w:r>
                               <w:rPr>
                                 <w:color w:val="AEAAAA" w:themeColor="background2" w:themeShade="BF"/>
                               </w:rPr>
                               <w:t>api</w:t>
                             </w:r>
-                            <w:proofErr w:type="spellEnd"/>
                             <w:r>
                               <w:rPr>
                                 <w:color w:val="AEAAAA" w:themeColor="background2" w:themeShade="BF"/>
@@ -6286,14 +5638,12 @@
                               </w:rPr>
                               <w:t xml:space="preserve"> /</w:t>
                             </w:r>
-                            <w:proofErr w:type="spellStart"/>
                             <w:r>
                               <w:rPr>
                                 <w:color w:val="AEAAAA" w:themeColor="background2" w:themeShade="BF"/>
                               </w:rPr>
                               <w:t>api</w:t>
                             </w:r>
-                            <w:proofErr w:type="spellEnd"/>
                             <w:r>
                               <w:rPr>
                                 <w:color w:val="AEAAAA" w:themeColor="background2" w:themeShade="BF"/>
@@ -6336,14 +5686,12 @@
                               </w:rPr>
                               <w:t xml:space="preserve"> /</w:t>
                             </w:r>
-                            <w:proofErr w:type="spellStart"/>
                             <w:r>
                               <w:rPr>
                                 <w:color w:val="AEAAAA" w:themeColor="background2" w:themeShade="BF"/>
                               </w:rPr>
                               <w:t>api</w:t>
                             </w:r>
-                            <w:proofErr w:type="spellEnd"/>
                             <w:r>
                               <w:rPr>
                                 <w:color w:val="AEAAAA" w:themeColor="background2" w:themeShade="BF"/>
@@ -6515,14 +5863,12 @@
                       <w:r>
                         <w:t xml:space="preserve">API </w:t>
                       </w:r>
-                      <w:proofErr w:type="spellStart"/>
                       <w:r>
                         <w:rPr>
                           <w:lang w:val="ru-RU"/>
                         </w:rPr>
                         <w:t>эндпойнты</w:t>
                       </w:r>
-                      <w:proofErr w:type="spellEnd"/>
                       <w:r>
                         <w:t xml:space="preserve">: </w:t>
                       </w:r>
@@ -6530,63 +5876,7 @@
                         <w:rPr>
                           <w:color w:val="AEAAAA" w:themeColor="background2" w:themeShade="BF"/>
                         </w:rPr>
-                        <w:t>GET /</w:t>
-                      </w:r>
-                      <w:proofErr w:type="spellStart"/>
-                      <w:r>
-                        <w:rPr>
-                          <w:color w:val="AEAAAA" w:themeColor="background2" w:themeShade="BF"/>
-                        </w:rPr>
-                        <w:t>api</w:t>
-                      </w:r>
-                      <w:proofErr w:type="spellEnd"/>
-                      <w:r>
-                        <w:rPr>
-                          <w:color w:val="AEAAAA" w:themeColor="background2" w:themeShade="BF"/>
-                        </w:rPr>
-                        <w:t>/products, GET /</w:t>
-                      </w:r>
-                      <w:proofErr w:type="spellStart"/>
-                      <w:r>
-                        <w:rPr>
-                          <w:color w:val="AEAAAA" w:themeColor="background2" w:themeShade="BF"/>
-                        </w:rPr>
-                        <w:t>api</w:t>
-                      </w:r>
-                      <w:proofErr w:type="spellEnd"/>
-                      <w:r>
-                        <w:rPr>
-                          <w:color w:val="AEAAAA" w:themeColor="background2" w:themeShade="BF"/>
-                        </w:rPr>
-                        <w:t>/products/{id}, GET /</w:t>
-                      </w:r>
-                      <w:proofErr w:type="spellStart"/>
-                      <w:r>
-                        <w:rPr>
-                          <w:color w:val="AEAAAA" w:themeColor="background2" w:themeShade="BF"/>
-                        </w:rPr>
-                        <w:t>api</w:t>
-                      </w:r>
-                      <w:proofErr w:type="spellEnd"/>
-                      <w:r>
-                        <w:rPr>
-                          <w:color w:val="AEAAAA" w:themeColor="background2" w:themeShade="BF"/>
-                        </w:rPr>
-                        <w:t>/products/</w:t>
-                      </w:r>
-                      <w:proofErr w:type="spellStart"/>
-                      <w:r>
-                        <w:rPr>
-                          <w:color w:val="AEAAAA" w:themeColor="background2" w:themeShade="BF"/>
-                        </w:rPr>
-                        <w:t>search?q</w:t>
-                      </w:r>
-                      <w:proofErr w:type="spellEnd"/>
-                      <w:r>
-                        <w:rPr>
-                          <w:color w:val="AEAAAA" w:themeColor="background2" w:themeShade="BF"/>
-                        </w:rPr>
-                        <w:t xml:space="preserve">=.... </w:t>
+                        <w:t xml:space="preserve">GET /api/products, GET /api/products/{id}, GET /api/products/search?q=.... </w:t>
                       </w:r>
                     </w:p>
                     <w:p>
@@ -6669,75 +5959,14 @@
                           <w:numId w:val="8"/>
                         </w:numPr>
                       </w:pPr>
-                      <w:proofErr w:type="spellStart"/>
-                      <w:r>
-                        <w:t>Эндпойнты</w:t>
-                      </w:r>
-                      <w:proofErr w:type="spellEnd"/>
-                      <w:r>
-                        <w:t xml:space="preserve">: </w:t>
+                      <w:r>
+                        <w:t xml:space="preserve">Эндпойнты: </w:t>
                       </w:r>
                       <w:r>
                         <w:rPr>
                           <w:color w:val="AEAAAA" w:themeColor="background2" w:themeShade="BF"/>
                         </w:rPr>
-                        <w:t>POST /</w:t>
-                      </w:r>
-                      <w:proofErr w:type="spellStart"/>
-                      <w:r>
-                        <w:rPr>
-                          <w:color w:val="AEAAAA" w:themeColor="background2" w:themeShade="BF"/>
-                        </w:rPr>
-                        <w:t>api</w:t>
-                      </w:r>
-                      <w:proofErr w:type="spellEnd"/>
-                      <w:r>
-                        <w:rPr>
-                          <w:color w:val="AEAAAA" w:themeColor="background2" w:themeShade="BF"/>
-                        </w:rPr>
-                        <w:t>/cart, GET /</w:t>
-                      </w:r>
-                      <w:proofErr w:type="spellStart"/>
-                      <w:r>
-                        <w:rPr>
-                          <w:color w:val="AEAAAA" w:themeColor="background2" w:themeShade="BF"/>
-                        </w:rPr>
-                        <w:t>api</w:t>
-                      </w:r>
-                      <w:proofErr w:type="spellEnd"/>
-                      <w:r>
-                        <w:rPr>
-                          <w:color w:val="AEAAAA" w:themeColor="background2" w:themeShade="BF"/>
-                        </w:rPr>
-                        <w:t>/cart, PUT /</w:t>
-                      </w:r>
-                      <w:proofErr w:type="spellStart"/>
-                      <w:r>
-                        <w:rPr>
-                          <w:color w:val="AEAAAA" w:themeColor="background2" w:themeShade="BF"/>
-                        </w:rPr>
-                        <w:t>api</w:t>
-                      </w:r>
-                      <w:proofErr w:type="spellEnd"/>
-                      <w:r>
-                        <w:rPr>
-                          <w:color w:val="AEAAAA" w:themeColor="background2" w:themeShade="BF"/>
-                        </w:rPr>
-                        <w:t>/cart/items, DELETE /</w:t>
-                      </w:r>
-                      <w:proofErr w:type="spellStart"/>
-                      <w:r>
-                        <w:rPr>
-                          <w:color w:val="AEAAAA" w:themeColor="background2" w:themeShade="BF"/>
-                        </w:rPr>
-                        <w:t>api</w:t>
-                      </w:r>
-                      <w:proofErr w:type="spellEnd"/>
-                      <w:r>
-                        <w:rPr>
-                          <w:color w:val="AEAAAA" w:themeColor="background2" w:themeShade="BF"/>
-                        </w:rPr>
-                        <w:t xml:space="preserve">/cart/items/{id}. </w:t>
+                        <w:t xml:space="preserve">POST /api/cart, GET /api/cart, PUT /api/cart/items, DELETE /api/cart/items/{id}. </w:t>
                       </w:r>
                     </w:p>
                     <w:p>
@@ -6816,14 +6045,12 @@
                           <w:numId w:val="9"/>
                         </w:numPr>
                       </w:pPr>
-                      <w:proofErr w:type="spellStart"/>
                       <w:r>
                         <w:rPr>
                           <w:lang w:val="ru-RU"/>
                         </w:rPr>
                         <w:t>Эндпойнты</w:t>
                       </w:r>
-                      <w:proofErr w:type="spellEnd"/>
                       <w:r>
                         <w:t xml:space="preserve">: </w:t>
                       </w:r>
@@ -6831,35 +6058,7 @@
                         <w:rPr>
                           <w:color w:val="AEAAAA" w:themeColor="background2" w:themeShade="BF"/>
                         </w:rPr>
-                        <w:t>POST /</w:t>
-                      </w:r>
-                      <w:proofErr w:type="spellStart"/>
-                      <w:r>
-                        <w:rPr>
-                          <w:color w:val="AEAAAA" w:themeColor="background2" w:themeShade="BF"/>
-                        </w:rPr>
-                        <w:t>api</w:t>
-                      </w:r>
-                      <w:proofErr w:type="spellEnd"/>
-                      <w:r>
-                        <w:rPr>
-                          <w:color w:val="AEAAAA" w:themeColor="background2" w:themeShade="BF"/>
-                        </w:rPr>
-                        <w:t>/checkout, GET /</w:t>
-                      </w:r>
-                      <w:proofErr w:type="spellStart"/>
-                      <w:r>
-                        <w:rPr>
-                          <w:color w:val="AEAAAA" w:themeColor="background2" w:themeShade="BF"/>
-                        </w:rPr>
-                        <w:t>api</w:t>
-                      </w:r>
-                      <w:proofErr w:type="spellEnd"/>
-                      <w:r>
-                        <w:rPr>
-                          <w:color w:val="AEAAAA" w:themeColor="background2" w:themeShade="BF"/>
-                        </w:rPr>
-                        <w:t xml:space="preserve">/orders/{id}. </w:t>
+                        <w:t xml:space="preserve">POST /api/checkout, GET /api/orders/{id}. </w:t>
                       </w:r>
                     </w:p>
                     <w:p>
@@ -6965,55 +6164,14 @@
                           <w:numId w:val="10"/>
                         </w:numPr>
                       </w:pPr>
-                      <w:proofErr w:type="spellStart"/>
-                      <w:r>
-                        <w:t>Эндпойнты</w:t>
-                      </w:r>
-                      <w:proofErr w:type="spellEnd"/>
-                      <w:r>
-                        <w:t xml:space="preserve"> (</w:t>
-                      </w:r>
-                      <w:proofErr w:type="spellStart"/>
-                      <w:r>
-                        <w:t>админ</w:t>
-                      </w:r>
-                      <w:proofErr w:type="spellEnd"/>
-                      <w:r>
-                        <w:t xml:space="preserve">): </w:t>
+                      <w:r>
+                        <w:t xml:space="preserve">Эндпойнты (админ): </w:t>
                       </w:r>
                       <w:r>
                         <w:rPr>
                           <w:color w:val="AEAAAA" w:themeColor="background2" w:themeShade="BF"/>
                         </w:rPr>
-                        <w:t>GET /</w:t>
-                      </w:r>
-                      <w:proofErr w:type="spellStart"/>
-                      <w:r>
-                        <w:rPr>
-                          <w:color w:val="AEAAAA" w:themeColor="background2" w:themeShade="BF"/>
-                        </w:rPr>
-                        <w:t>api</w:t>
-                      </w:r>
-                      <w:proofErr w:type="spellEnd"/>
-                      <w:r>
-                        <w:rPr>
-                          <w:color w:val="AEAAAA" w:themeColor="background2" w:themeShade="BF"/>
-                        </w:rPr>
-                        <w:t>/admin/orders, PUT /</w:t>
-                      </w:r>
-                      <w:proofErr w:type="spellStart"/>
-                      <w:r>
-                        <w:rPr>
-                          <w:color w:val="AEAAAA" w:themeColor="background2" w:themeShade="BF"/>
-                        </w:rPr>
-                        <w:t>api</w:t>
-                      </w:r>
-                      <w:proofErr w:type="spellEnd"/>
-                      <w:r>
-                        <w:rPr>
-                          <w:color w:val="AEAAAA" w:themeColor="background2" w:themeShade="BF"/>
-                        </w:rPr>
-                        <w:t xml:space="preserve">/admin/orders/{id}/status. </w:t>
+                        <w:t xml:space="preserve">GET /api/admin/orders, PUT /api/admin/orders/{id}/status. </w:t>
                       </w:r>
                     </w:p>
                     <w:p>
@@ -7096,14 +6254,12 @@
                           <w:numId w:val="11"/>
                         </w:numPr>
                       </w:pPr>
-                      <w:proofErr w:type="spellStart"/>
                       <w:r>
                         <w:rPr>
                           <w:lang w:val="ru-RU"/>
                         </w:rPr>
                         <w:t>Эндпойнты</w:t>
                       </w:r>
-                      <w:proofErr w:type="spellEnd"/>
                       <w:r>
                         <w:t xml:space="preserve">: </w:t>
                       </w:r>
@@ -7119,14 +6275,12 @@
                         </w:rPr>
                         <w:t xml:space="preserve"> /</w:t>
                       </w:r>
-                      <w:proofErr w:type="spellStart"/>
                       <w:r>
                         <w:rPr>
                           <w:color w:val="AEAAAA" w:themeColor="background2" w:themeShade="BF"/>
                         </w:rPr>
                         <w:t>api</w:t>
                       </w:r>
-                      <w:proofErr w:type="spellEnd"/>
                       <w:r>
                         <w:rPr>
                           <w:color w:val="AEAAAA" w:themeColor="background2" w:themeShade="BF"/>
@@ -7169,14 +6323,12 @@
                         </w:rPr>
                         <w:t xml:space="preserve"> /</w:t>
                       </w:r>
-                      <w:proofErr w:type="spellStart"/>
                       <w:r>
                         <w:rPr>
                           <w:color w:val="AEAAAA" w:themeColor="background2" w:themeShade="BF"/>
                         </w:rPr>
                         <w:t>api</w:t>
                       </w:r>
-                      <w:proofErr w:type="spellEnd"/>
                       <w:r>
                         <w:rPr>
                           <w:color w:val="AEAAAA" w:themeColor="background2" w:themeShade="BF"/>
@@ -7219,14 +6371,12 @@
                         </w:rPr>
                         <w:t xml:space="preserve"> /</w:t>
                       </w:r>
-                      <w:proofErr w:type="spellStart"/>
                       <w:r>
                         <w:rPr>
                           <w:color w:val="AEAAAA" w:themeColor="background2" w:themeShade="BF"/>
                         </w:rPr>
                         <w:t>api</w:t>
                       </w:r>
-                      <w:proofErr w:type="spellEnd"/>
                       <w:r>
                         <w:rPr>
                           <w:color w:val="AEAAAA" w:themeColor="background2" w:themeShade="BF"/>
@@ -7466,53 +6616,12 @@
                                 <w:bCs/>
                               </w:rPr>
                             </w:pPr>
-                            <w:proofErr w:type="spellStart"/>
                             <w:r>
                               <w:rPr>
                                 <w:b/>
                                 <w:bCs/>
                               </w:rPr>
-                              <w:t>Модуль</w:t>
-                            </w:r>
-                            <w:proofErr w:type="spellEnd"/>
-                            <w:r>
-                              <w:rPr>
-                                <w:b/>
-                                <w:bCs/>
-                              </w:rPr>
-                              <w:t xml:space="preserve">: </w:t>
-                            </w:r>
-                            <w:proofErr w:type="spellStart"/>
-                            <w:r>
-                              <w:rPr>
-                                <w:b/>
-                                <w:bCs/>
-                              </w:rPr>
-                              <w:t>База</w:t>
-                            </w:r>
-                            <w:proofErr w:type="spellEnd"/>
-                            <w:r>
-                              <w:rPr>
-                                <w:b/>
-                                <w:bCs/>
-                              </w:rPr>
-                              <w:t xml:space="preserve"> </w:t>
-                            </w:r>
-                            <w:proofErr w:type="spellStart"/>
-                            <w:r>
-                              <w:rPr>
-                                <w:b/>
-                                <w:bCs/>
-                              </w:rPr>
-                              <w:t>данных</w:t>
-                            </w:r>
-                            <w:proofErr w:type="spellEnd"/>
-                            <w:r>
-                              <w:rPr>
-                                <w:b/>
-                                <w:bCs/>
-                              </w:rPr>
-                              <w:t xml:space="preserve"> (Product / User / Order) </w:t>
+                              <w:t xml:space="preserve">Модуль: База данных (Product / User / Order) </w:t>
                             </w:r>
                           </w:p>
                           <w:p>
@@ -7523,37 +6632,8 @@
                                 <w:numId w:val="12"/>
                               </w:numPr>
                             </w:pPr>
-                            <w:proofErr w:type="spellStart"/>
-                            <w:r>
-                              <w:t>Сущности</w:t>
-                            </w:r>
-                            <w:proofErr w:type="spellEnd"/>
-                            <w:r>
-                              <w:t xml:space="preserve"> (</w:t>
-                            </w:r>
-                            <w:proofErr w:type="spellStart"/>
-                            <w:r>
-                              <w:t>минимум</w:t>
-                            </w:r>
-                            <w:proofErr w:type="spellEnd"/>
-                            <w:r>
-                              <w:t xml:space="preserve">): Product: id, name, description, price, </w:t>
-                            </w:r>
-                            <w:proofErr w:type="gramStart"/>
-                            <w:r>
-                              <w:t>images[</w:t>
-                            </w:r>
-                            <w:proofErr w:type="gramEnd"/>
-                            <w:r>
-                              <w:t xml:space="preserve">], </w:t>
-                            </w:r>
-                            <w:proofErr w:type="spellStart"/>
-                            <w:r>
-                              <w:t>sku</w:t>
-                            </w:r>
-                            <w:proofErr w:type="spellEnd"/>
-                            <w:r>
-                              <w:t xml:space="preserve">, stock, category, attributes. </w:t>
+                            <w:r>
+                              <w:t xml:space="preserve">Сущности (минимум): Product: id, name, description, price, images[], sku, stock, category, attributes. </w:t>
                             </w:r>
                           </w:p>
                           <w:p>
@@ -7565,63 +6645,7 @@
                               </w:numPr>
                             </w:pPr>
                             <w:r>
-                              <w:t xml:space="preserve">User: id, name, email, </w:t>
-                            </w:r>
-                            <w:proofErr w:type="spellStart"/>
-                            <w:r>
-                              <w:t>password_hash</w:t>
-                            </w:r>
-                            <w:proofErr w:type="spellEnd"/>
-                            <w:r>
-                              <w:t xml:space="preserve">, role, </w:t>
-                            </w:r>
-                            <w:proofErr w:type="gramStart"/>
-                            <w:r>
-                              <w:t>addresses[</w:t>
-                            </w:r>
-                            <w:proofErr w:type="gramEnd"/>
-                            <w:r>
-                              <w:t xml:space="preserve">]. </w:t>
-                            </w:r>
-                            <w:proofErr w:type="spellStart"/>
-                            <w:r>
-                              <w:t>CartItem</w:t>
-                            </w:r>
-                            <w:proofErr w:type="spellEnd"/>
-                            <w:r>
-                              <w:t xml:space="preserve">: id, </w:t>
-                            </w:r>
-                            <w:proofErr w:type="spellStart"/>
-                            <w:r>
-                              <w:t>product_id</w:t>
-                            </w:r>
-                            <w:proofErr w:type="spellEnd"/>
-                            <w:r>
-                              <w:t xml:space="preserve">, </w:t>
-                            </w:r>
-                            <w:proofErr w:type="spellStart"/>
-                            <w:r>
-                              <w:t>user_id</w:t>
-                            </w:r>
-                            <w:proofErr w:type="spellEnd"/>
-                            <w:r>
-                              <w:t>/</w:t>
-                            </w:r>
-                            <w:proofErr w:type="spellStart"/>
-                            <w:r>
-                              <w:t>session_id</w:t>
-                            </w:r>
-                            <w:proofErr w:type="spellEnd"/>
-                            <w:r>
-                              <w:t xml:space="preserve">, qty, </w:t>
-                            </w:r>
-                            <w:proofErr w:type="spellStart"/>
-                            <w:r>
-                              <w:t>price_snapshot</w:t>
-                            </w:r>
-                            <w:proofErr w:type="spellEnd"/>
-                            <w:r>
-                              <w:t xml:space="preserve">. </w:t>
+                              <w:t xml:space="preserve">User: id, name, email, password_hash, role, addresses[]. CartItem: id, product_id, user_id/session_id, qty, price_snapshot. </w:t>
                             </w:r>
                           </w:p>
                           <w:p>
@@ -7636,47 +6660,7 @@
                               </w:rPr>
                             </w:pPr>
                             <w:r>
-                              <w:t xml:space="preserve">Order: id, </w:t>
-                            </w:r>
-                            <w:proofErr w:type="spellStart"/>
-                            <w:r>
-                              <w:t>user_id</w:t>
-                            </w:r>
-                            <w:proofErr w:type="spellEnd"/>
-                            <w:r>
-                              <w:t xml:space="preserve">, </w:t>
-                            </w:r>
-                            <w:proofErr w:type="gramStart"/>
-                            <w:r>
-                              <w:t>items[</w:t>
-                            </w:r>
-                            <w:proofErr w:type="gramEnd"/>
-                            <w:r>
-                              <w:t xml:space="preserve">], total, status, </w:t>
-                            </w:r>
-                            <w:proofErr w:type="spellStart"/>
-                            <w:r>
-                              <w:t>payment_info</w:t>
-                            </w:r>
-                            <w:proofErr w:type="spellEnd"/>
-                            <w:r>
-                              <w:t xml:space="preserve">, </w:t>
-                            </w:r>
-                            <w:proofErr w:type="spellStart"/>
-                            <w:r>
-                              <w:t>shipping_address</w:t>
-                            </w:r>
-                            <w:proofErr w:type="spellEnd"/>
-                            <w:r>
-                              <w:t xml:space="preserve">, </w:t>
-                            </w:r>
-                            <w:proofErr w:type="spellStart"/>
-                            <w:r>
-                              <w:t>created_at</w:t>
-                            </w:r>
-                            <w:proofErr w:type="spellEnd"/>
-                            <w:r>
-                              <w:t>. Audit</w:t>
+                              <w:t>Order: id, user_id, items[], total, status, payment_info, shipping_address, created_at. Audit</w:t>
                             </w:r>
                             <w:r>
                               <w:rPr>
@@ -7709,21 +6693,7 @@
                               <w:rPr>
                                 <w:lang w:val="ru-RU"/>
                               </w:rPr>
-                              <w:t xml:space="preserve">Требования: </w:t>
-                            </w:r>
-                            <w:proofErr w:type="spellStart"/>
-                            <w:r>
-                              <w:rPr>
-                                <w:lang w:val="ru-RU"/>
-                              </w:rPr>
-                              <w:t>транзакционность</w:t>
-                            </w:r>
-                            <w:proofErr w:type="spellEnd"/>
-                            <w:r>
-                              <w:rPr>
-                                <w:lang w:val="ru-RU"/>
-                              </w:rPr>
-                              <w:t xml:space="preserve"> при оформлении заказа (чтобы уменьшить </w:t>
+                              <w:t xml:space="preserve">Требования: транзакционность при оформлении заказа (чтобы уменьшить </w:t>
                             </w:r>
                             <w:r>
                               <w:t>race</w:t>
@@ -7844,22 +6814,18 @@
                               </w:rPr>
                               <w:t xml:space="preserve"> (кеш), </w:t>
                             </w:r>
-                            <w:proofErr w:type="spellStart"/>
                             <w:r>
                               <w:t>ElasticSearch</w:t>
                             </w:r>
-                            <w:proofErr w:type="spellEnd"/>
                             <w:r>
                               <w:rPr>
                                 <w:lang w:val="ru-RU"/>
                               </w:rPr>
                               <w:t>/</w:t>
                             </w:r>
-                            <w:proofErr w:type="spellStart"/>
                             <w:r>
                               <w:t>Algolia</w:t>
                             </w:r>
-                            <w:proofErr w:type="spellEnd"/>
                             <w:r>
                               <w:rPr>
                                 <w:lang w:val="ru-RU"/>
@@ -7989,53 +6955,12 @@
                           <w:bCs/>
                         </w:rPr>
                       </w:pPr>
-                      <w:proofErr w:type="spellStart"/>
                       <w:r>
                         <w:rPr>
                           <w:b/>
                           <w:bCs/>
                         </w:rPr>
-                        <w:t>Модуль</w:t>
-                      </w:r>
-                      <w:proofErr w:type="spellEnd"/>
-                      <w:r>
-                        <w:rPr>
-                          <w:b/>
-                          <w:bCs/>
-                        </w:rPr>
-                        <w:t xml:space="preserve">: </w:t>
-                      </w:r>
-                      <w:proofErr w:type="spellStart"/>
-                      <w:r>
-                        <w:rPr>
-                          <w:b/>
-                          <w:bCs/>
-                        </w:rPr>
-                        <w:t>База</w:t>
-                      </w:r>
-                      <w:proofErr w:type="spellEnd"/>
-                      <w:r>
-                        <w:rPr>
-                          <w:b/>
-                          <w:bCs/>
-                        </w:rPr>
-                        <w:t xml:space="preserve"> </w:t>
-                      </w:r>
-                      <w:proofErr w:type="spellStart"/>
-                      <w:r>
-                        <w:rPr>
-                          <w:b/>
-                          <w:bCs/>
-                        </w:rPr>
-                        <w:t>данных</w:t>
-                      </w:r>
-                      <w:proofErr w:type="spellEnd"/>
-                      <w:r>
-                        <w:rPr>
-                          <w:b/>
-                          <w:bCs/>
-                        </w:rPr>
-                        <w:t xml:space="preserve"> (Product / User / Order) </w:t>
+                        <w:t xml:space="preserve">Модуль: База данных (Product / User / Order) </w:t>
                       </w:r>
                     </w:p>
                     <w:p>
@@ -8046,37 +6971,8 @@
                           <w:numId w:val="12"/>
                         </w:numPr>
                       </w:pPr>
-                      <w:proofErr w:type="spellStart"/>
-                      <w:r>
-                        <w:t>Сущности</w:t>
-                      </w:r>
-                      <w:proofErr w:type="spellEnd"/>
-                      <w:r>
-                        <w:t xml:space="preserve"> (</w:t>
-                      </w:r>
-                      <w:proofErr w:type="spellStart"/>
-                      <w:r>
-                        <w:t>минимум</w:t>
-                      </w:r>
-                      <w:proofErr w:type="spellEnd"/>
-                      <w:r>
-                        <w:t xml:space="preserve">): Product: id, name, description, price, </w:t>
-                      </w:r>
-                      <w:proofErr w:type="gramStart"/>
-                      <w:r>
-                        <w:t>images[</w:t>
-                      </w:r>
-                      <w:proofErr w:type="gramEnd"/>
-                      <w:r>
-                        <w:t xml:space="preserve">], </w:t>
-                      </w:r>
-                      <w:proofErr w:type="spellStart"/>
-                      <w:r>
-                        <w:t>sku</w:t>
-                      </w:r>
-                      <w:proofErr w:type="spellEnd"/>
-                      <w:r>
-                        <w:t xml:space="preserve">, stock, category, attributes. </w:t>
+                      <w:r>
+                        <w:t xml:space="preserve">Сущности (минимум): Product: id, name, description, price, images[], sku, stock, category, attributes. </w:t>
                       </w:r>
                     </w:p>
                     <w:p>
@@ -8088,63 +6984,7 @@
                         </w:numPr>
                       </w:pPr>
                       <w:r>
-                        <w:t xml:space="preserve">User: id, name, email, </w:t>
-                      </w:r>
-                      <w:proofErr w:type="spellStart"/>
-                      <w:r>
-                        <w:t>password_hash</w:t>
-                      </w:r>
-                      <w:proofErr w:type="spellEnd"/>
-                      <w:r>
-                        <w:t xml:space="preserve">, role, </w:t>
-                      </w:r>
-                      <w:proofErr w:type="gramStart"/>
-                      <w:r>
-                        <w:t>addresses[</w:t>
-                      </w:r>
-                      <w:proofErr w:type="gramEnd"/>
-                      <w:r>
-                        <w:t xml:space="preserve">]. </w:t>
-                      </w:r>
-                      <w:proofErr w:type="spellStart"/>
-                      <w:r>
-                        <w:t>CartItem</w:t>
-                      </w:r>
-                      <w:proofErr w:type="spellEnd"/>
-                      <w:r>
-                        <w:t xml:space="preserve">: id, </w:t>
-                      </w:r>
-                      <w:proofErr w:type="spellStart"/>
-                      <w:r>
-                        <w:t>product_id</w:t>
-                      </w:r>
-                      <w:proofErr w:type="spellEnd"/>
-                      <w:r>
-                        <w:t xml:space="preserve">, </w:t>
-                      </w:r>
-                      <w:proofErr w:type="spellStart"/>
-                      <w:r>
-                        <w:t>user_id</w:t>
-                      </w:r>
-                      <w:proofErr w:type="spellEnd"/>
-                      <w:r>
-                        <w:t>/</w:t>
-                      </w:r>
-                      <w:proofErr w:type="spellStart"/>
-                      <w:r>
-                        <w:t>session_id</w:t>
-                      </w:r>
-                      <w:proofErr w:type="spellEnd"/>
-                      <w:r>
-                        <w:t xml:space="preserve">, qty, </w:t>
-                      </w:r>
-                      <w:proofErr w:type="spellStart"/>
-                      <w:r>
-                        <w:t>price_snapshot</w:t>
-                      </w:r>
-                      <w:proofErr w:type="spellEnd"/>
-                      <w:r>
-                        <w:t xml:space="preserve">. </w:t>
+                        <w:t xml:space="preserve">User: id, name, email, password_hash, role, addresses[]. CartItem: id, product_id, user_id/session_id, qty, price_snapshot. </w:t>
                       </w:r>
                     </w:p>
                     <w:p>
@@ -8159,47 +6999,7 @@
                         </w:rPr>
                       </w:pPr>
                       <w:r>
-                        <w:t xml:space="preserve">Order: id, </w:t>
-                      </w:r>
-                      <w:proofErr w:type="spellStart"/>
-                      <w:r>
-                        <w:t>user_id</w:t>
-                      </w:r>
-                      <w:proofErr w:type="spellEnd"/>
-                      <w:r>
-                        <w:t xml:space="preserve">, </w:t>
-                      </w:r>
-                      <w:proofErr w:type="gramStart"/>
-                      <w:r>
-                        <w:t>items[</w:t>
-                      </w:r>
-                      <w:proofErr w:type="gramEnd"/>
-                      <w:r>
-                        <w:t xml:space="preserve">], total, status, </w:t>
-                      </w:r>
-                      <w:proofErr w:type="spellStart"/>
-                      <w:r>
-                        <w:t>payment_info</w:t>
-                      </w:r>
-                      <w:proofErr w:type="spellEnd"/>
-                      <w:r>
-                        <w:t xml:space="preserve">, </w:t>
-                      </w:r>
-                      <w:proofErr w:type="spellStart"/>
-                      <w:r>
-                        <w:t>shipping_address</w:t>
-                      </w:r>
-                      <w:proofErr w:type="spellEnd"/>
-                      <w:r>
-                        <w:t xml:space="preserve">, </w:t>
-                      </w:r>
-                      <w:proofErr w:type="spellStart"/>
-                      <w:r>
-                        <w:t>created_at</w:t>
-                      </w:r>
-                      <w:proofErr w:type="spellEnd"/>
-                      <w:r>
-                        <w:t>. Audit</w:t>
+                        <w:t>Order: id, user_id, items[], total, status, payment_info, shipping_address, created_at. Audit</w:t>
                       </w:r>
                       <w:r>
                         <w:rPr>
@@ -8232,21 +7032,7 @@
                         <w:rPr>
                           <w:lang w:val="ru-RU"/>
                         </w:rPr>
-                        <w:t xml:space="preserve">Требования: </w:t>
-                      </w:r>
-                      <w:proofErr w:type="spellStart"/>
-                      <w:r>
-                        <w:rPr>
-                          <w:lang w:val="ru-RU"/>
-                        </w:rPr>
-                        <w:t>транзакционность</w:t>
-                      </w:r>
-                      <w:proofErr w:type="spellEnd"/>
-                      <w:r>
-                        <w:rPr>
-                          <w:lang w:val="ru-RU"/>
-                        </w:rPr>
-                        <w:t xml:space="preserve"> при оформлении заказа (чтобы уменьшить </w:t>
+                        <w:t xml:space="preserve">Требования: транзакционность при оформлении заказа (чтобы уменьшить </w:t>
                       </w:r>
                       <w:r>
                         <w:t>race</w:t>
@@ -8367,22 +7153,18 @@
                         </w:rPr>
                         <w:t xml:space="preserve"> (кеш), </w:t>
                       </w:r>
-                      <w:proofErr w:type="spellStart"/>
                       <w:r>
                         <w:t>ElasticSearch</w:t>
                       </w:r>
-                      <w:proofErr w:type="spellEnd"/>
                       <w:r>
                         <w:rPr>
                           <w:lang w:val="ru-RU"/>
                         </w:rPr>
                         <w:t>/</w:t>
                       </w:r>
-                      <w:proofErr w:type="spellStart"/>
                       <w:r>
                         <w:t>Algolia</w:t>
                       </w:r>
-                      <w:proofErr w:type="spellEnd"/>
                       <w:r>
                         <w:rPr>
                           <w:lang w:val="ru-RU"/>
@@ -9454,21 +8236,7 @@
                               <w:rPr>
                                 <w:lang w:val="ru-RU"/>
                               </w:rPr>
-                              <w:t>'</w:t>
-                            </w:r>
-                            <w:proofErr w:type="spellStart"/>
-                            <w:r>
-                              <w:rPr>
-                                <w:lang w:val="ru-RU"/>
-                              </w:rPr>
-                              <w:t>ов</w:t>
-                            </w:r>
-                            <w:proofErr w:type="spellEnd"/>
-                            <w:r>
-                              <w:rPr>
-                                <w:lang w:val="ru-RU"/>
-                              </w:rPr>
-                              <w:t xml:space="preserve"> для подтверждения оплаты.</w:t>
+                              <w:t>'ов для подтверждения оплаты.</w:t>
                             </w:r>
                           </w:p>
                           <w:p>
@@ -9553,19 +8321,11 @@
                                 <w:lang w:val="ru-RU"/>
                               </w:rPr>
                             </w:pPr>
-                            <w:proofErr w:type="spellStart"/>
-                            <w:r>
-                              <w:rPr>
-                                <w:lang w:val="ru-RU"/>
-                              </w:rPr>
-                              <w:t>Эндпойнты</w:t>
-                            </w:r>
-                            <w:proofErr w:type="spellEnd"/>
-                            <w:r>
-                              <w:rPr>
-                                <w:lang w:val="ru-RU"/>
-                              </w:rPr>
-                              <w:t xml:space="preserve">/триггеры: при изменении статуса заказа → отправить письмо. </w:t>
+                            <w:r>
+                              <w:rPr>
+                                <w:lang w:val="ru-RU"/>
+                              </w:rPr>
+                              <w:t xml:space="preserve">Эндпойнты/триггеры: при изменении статуса заказа → отправить письмо. </w:t>
                             </w:r>
                           </w:p>
                           <w:p>
@@ -9600,21 +8360,7 @@
                               <w:rPr>
                                 <w:lang w:val="ru-RU"/>
                               </w:rPr>
-                              <w:t xml:space="preserve">Назначение: логирование ошибок, аналитика производительности (время ответа), </w:t>
-                            </w:r>
-                            <w:proofErr w:type="spellStart"/>
-                            <w:r>
-                              <w:rPr>
-                                <w:lang w:val="ru-RU"/>
-                              </w:rPr>
-                              <w:t>алерты</w:t>
-                            </w:r>
-                            <w:proofErr w:type="spellEnd"/>
-                            <w:r>
-                              <w:rPr>
-                                <w:lang w:val="ru-RU"/>
-                              </w:rPr>
-                              <w:t xml:space="preserve"> при падениях. </w:t>
+                              <w:t xml:space="preserve">Назначение: логирование ошибок, аналитика производительности (время ответа), алерты при падениях. </w:t>
                             </w:r>
                           </w:p>
                           <w:p>
@@ -9873,19 +8619,11 @@
                               <w:rPr>
                                 <w:lang w:val="ru-RU"/>
                               </w:rPr>
-                              <w:t xml:space="preserve"> ссылки), миграции БД, </w:t>
-                            </w:r>
-                            <w:proofErr w:type="gramStart"/>
-                            <w:r>
-                              <w:rPr>
-                                <w:lang w:val="ru-RU"/>
-                              </w:rPr>
-                              <w:t>примеры .</w:t>
+                              <w:t xml:space="preserve"> ссылки), миграции БД, примеры .</w:t>
                             </w:r>
                             <w:r>
                               <w:t>env</w:t>
                             </w:r>
-                            <w:proofErr w:type="gramEnd"/>
                             <w:r>
                               <w:rPr>
                                 <w:lang w:val="ru-RU"/>
@@ -10060,21 +8798,7 @@
                         <w:rPr>
                           <w:lang w:val="ru-RU"/>
                         </w:rPr>
-                        <w:t>'</w:t>
-                      </w:r>
-                      <w:proofErr w:type="spellStart"/>
-                      <w:r>
-                        <w:rPr>
-                          <w:lang w:val="ru-RU"/>
-                        </w:rPr>
-                        <w:t>ов</w:t>
-                      </w:r>
-                      <w:proofErr w:type="spellEnd"/>
-                      <w:r>
-                        <w:rPr>
-                          <w:lang w:val="ru-RU"/>
-                        </w:rPr>
-                        <w:t xml:space="preserve"> для подтверждения оплаты.</w:t>
+                        <w:t>'ов для подтверждения оплаты.</w:t>
                       </w:r>
                     </w:p>
                     <w:p>
@@ -10159,19 +8883,11 @@
                           <w:lang w:val="ru-RU"/>
                         </w:rPr>
                       </w:pPr>
-                      <w:proofErr w:type="spellStart"/>
-                      <w:r>
-                        <w:rPr>
-                          <w:lang w:val="ru-RU"/>
-                        </w:rPr>
-                        <w:t>Эндпойнты</w:t>
-                      </w:r>
-                      <w:proofErr w:type="spellEnd"/>
-                      <w:r>
-                        <w:rPr>
-                          <w:lang w:val="ru-RU"/>
-                        </w:rPr>
-                        <w:t xml:space="preserve">/триггеры: при изменении статуса заказа → отправить письмо. </w:t>
+                      <w:r>
+                        <w:rPr>
+                          <w:lang w:val="ru-RU"/>
+                        </w:rPr>
+                        <w:t xml:space="preserve">Эндпойнты/триггеры: при изменении статуса заказа → отправить письмо. </w:t>
                       </w:r>
                     </w:p>
                     <w:p>
@@ -10206,21 +8922,7 @@
                         <w:rPr>
                           <w:lang w:val="ru-RU"/>
                         </w:rPr>
-                        <w:t xml:space="preserve">Назначение: логирование ошибок, аналитика производительности (время ответа), </w:t>
-                      </w:r>
-                      <w:proofErr w:type="spellStart"/>
-                      <w:r>
-                        <w:rPr>
-                          <w:lang w:val="ru-RU"/>
-                        </w:rPr>
-                        <w:t>алерты</w:t>
-                      </w:r>
-                      <w:proofErr w:type="spellEnd"/>
-                      <w:r>
-                        <w:rPr>
-                          <w:lang w:val="ru-RU"/>
-                        </w:rPr>
-                        <w:t xml:space="preserve"> при падениях. </w:t>
+                        <w:t xml:space="preserve">Назначение: логирование ошибок, аналитика производительности (время ответа), алерты при падениях. </w:t>
                       </w:r>
                     </w:p>
                     <w:p>
@@ -10479,19 +9181,11 @@
                         <w:rPr>
                           <w:lang w:val="ru-RU"/>
                         </w:rPr>
-                        <w:t xml:space="preserve"> ссылки), миграции БД, </w:t>
-                      </w:r>
-                      <w:proofErr w:type="gramStart"/>
-                      <w:r>
-                        <w:rPr>
-                          <w:lang w:val="ru-RU"/>
-                        </w:rPr>
-                        <w:t>примеры .</w:t>
+                        <w:t xml:space="preserve"> ссылки), миграции БД, примеры .</w:t>
                       </w:r>
                       <w:r>
                         <w:t>env</w:t>
                       </w:r>
-                      <w:proofErr w:type="gramEnd"/>
                       <w:r>
                         <w:rPr>
                           <w:lang w:val="ru-RU"/>
@@ -10788,11 +9482,9 @@
                               </w:rPr>
                               <w:t xml:space="preserve"> — </w:t>
                             </w:r>
-                            <w:proofErr w:type="spellStart"/>
                             <w:r>
                               <w:t>OpenAPI</w:t>
                             </w:r>
-                            <w:proofErr w:type="spellEnd"/>
                             <w:r>
                               <w:rPr>
                                 <w:lang w:val="ru-RU"/>
@@ -11006,11 +9698,9 @@
                         </w:rPr>
                         <w:t xml:space="preserve"> — </w:t>
                       </w:r>
-                      <w:proofErr w:type="spellStart"/>
                       <w:r>
                         <w:t>OpenAPI</w:t>
                       </w:r>
-                      <w:proofErr w:type="spellEnd"/>
                       <w:r>
                         <w:rPr>
                           <w:lang w:val="ru-RU"/>
@@ -12182,7 +10872,6 @@
         </w:rPr>
         <w:t xml:space="preserve"> </w:t>
       </w:r>
-      <w:proofErr w:type="gramStart"/>
       <w:r>
         <w:rPr>
           <w:rFonts w:eastAsia="Times New Roman" w:cs="Times New Roman"/>
@@ -12193,7 +10882,6 @@
         </w:rPr>
         <w:t>card</w:t>
       </w:r>
-      <w:proofErr w:type="gramEnd"/>
       <w:r>
         <w:rPr>
           <w:rFonts w:eastAsia="Times New Roman" w:cs="Times New Roman"/>
@@ -12674,7 +11362,6 @@
         </w:rPr>
         <w:t>1. Зай</w:t>
       </w:r>
-      <w:proofErr w:type="spellStart"/>
       <w:r>
         <w:rPr>
           <w:sz w:val="24"/>
@@ -12683,7 +11370,6 @@
         </w:rPr>
         <w:t>ти</w:t>
       </w:r>
-      <w:proofErr w:type="spellEnd"/>
       <w:r>
         <w:rPr>
           <w:sz w:val="24"/>
@@ -12794,7 +11480,6 @@
         </w:rPr>
         <w:t>4. Вв</w:t>
       </w:r>
-      <w:proofErr w:type="spellStart"/>
       <w:r>
         <w:rPr>
           <w:sz w:val="24"/>
@@ -12803,7 +11488,6 @@
         </w:rPr>
         <w:t>одим</w:t>
       </w:r>
-      <w:proofErr w:type="spellEnd"/>
       <w:r>
         <w:rPr>
           <w:sz w:val="24"/>
@@ -12846,7 +11530,6 @@
         </w:rPr>
         <w:t>5. Выбер</w:t>
       </w:r>
-      <w:proofErr w:type="spellStart"/>
       <w:r>
         <w:rPr>
           <w:sz w:val="24"/>
@@ -12855,7 +11538,6 @@
         </w:rPr>
         <w:t>аем</w:t>
       </w:r>
-      <w:proofErr w:type="spellEnd"/>
       <w:r>
         <w:rPr>
           <w:sz w:val="24"/>
@@ -13132,7 +11814,6 @@
         </w:rPr>
         <w:t>1. Откр</w:t>
       </w:r>
-      <w:proofErr w:type="spellStart"/>
       <w:r>
         <w:rPr>
           <w:sz w:val="24"/>
@@ -13141,7 +11822,6 @@
         </w:rPr>
         <w:t>ываем</w:t>
       </w:r>
-      <w:proofErr w:type="spellEnd"/>
       <w:r>
         <w:rPr>
           <w:sz w:val="24"/>
@@ -13168,7 +11848,6 @@
         </w:rPr>
         <w:t>2. Вв</w:t>
       </w:r>
-      <w:proofErr w:type="spellStart"/>
       <w:r>
         <w:rPr>
           <w:sz w:val="24"/>
@@ -13177,7 +11856,6 @@
         </w:rPr>
         <w:t>одим</w:t>
       </w:r>
-      <w:proofErr w:type="spellEnd"/>
       <w:r>
         <w:rPr>
           <w:sz w:val="24"/>
@@ -13477,56 +12155,16 @@
         </w:rPr>
         <w:t xml:space="preserve">git remote add origin </w:t>
       </w:r>
-      <w:r>
-        <w:rPr>
-          <w:sz w:val="24"/>
-          <w:szCs w:val="20"/>
-        </w:rPr>
-        <w:fldChar w:fldCharType="begin"/>
-      </w:r>
-      <w:r>
-        <w:rPr>
-          <w:sz w:val="24"/>
-          <w:szCs w:val="20"/>
-        </w:rPr>
-        <w:instrText>HYPERLINK "</w:instrText>
-      </w:r>
-      <w:r>
-        <w:rPr>
-          <w:sz w:val="24"/>
-          <w:szCs w:val="20"/>
-        </w:rPr>
-        <w:instrText>https://github.com/banovaanastasiap2414/online-shop.git</w:instrText>
-      </w:r>
-      <w:r>
-        <w:rPr>
-          <w:sz w:val="24"/>
-          <w:szCs w:val="20"/>
-        </w:rPr>
-        <w:instrText>"</w:instrText>
-      </w:r>
-      <w:r>
-        <w:rPr>
-          <w:sz w:val="24"/>
-          <w:szCs w:val="20"/>
-        </w:rPr>
-        <w:fldChar w:fldCharType="separate"/>
-      </w:r>
-      <w:r>
-        <w:rPr>
-          <w:rStyle w:val="Hyperlink"/>
-          <w:sz w:val="24"/>
-          <w:szCs w:val="20"/>
-        </w:rPr>
-        <w:t>https://github.com/banovaanastasiap2414/online-shop.git</w:t>
-      </w:r>
-      <w:r>
-        <w:rPr>
-          <w:sz w:val="24"/>
-          <w:szCs w:val="20"/>
-        </w:rPr>
-        <w:fldChar w:fldCharType="end"/>
-      </w:r>
+      <w:hyperlink r:id="rId17" w:history="1">
+        <w:r>
+          <w:rPr>
+            <w:rStyle w:val="Hyperlink"/>
+            <w:sz w:val="24"/>
+            <w:szCs w:val="20"/>
+          </w:rPr>
+          <w:t>https://github.com/banovaanastasiap2414/online-shop.git</w:t>
+        </w:r>
+      </w:hyperlink>
     </w:p>
     <w:p>
       <w:pPr>
@@ -13638,7 +12276,6 @@
         </w:rPr>
         <w:t>* Вв</w:t>
       </w:r>
-      <w:proofErr w:type="spellStart"/>
       <w:r>
         <w:rPr>
           <w:sz w:val="24"/>
@@ -13647,7 +12284,6 @@
         </w:rPr>
         <w:t>одим</w:t>
       </w:r>
-      <w:proofErr w:type="spellEnd"/>
       <w:r>
         <w:rPr>
           <w:sz w:val="24"/>
@@ -13739,7 +12375,6 @@
         </w:rPr>
         <w:t xml:space="preserve"> новые файлы или исправ</w:t>
       </w:r>
-      <w:proofErr w:type="spellStart"/>
       <w:r>
         <w:rPr>
           <w:sz w:val="24"/>
@@ -13748,7 +12383,6 @@
         </w:rPr>
         <w:t>ляем</w:t>
       </w:r>
-      <w:proofErr w:type="spellEnd"/>
       <w:r>
         <w:rPr>
           <w:sz w:val="24"/>
@@ -13946,24 +12580,40 @@
           <w:szCs w:val="20"/>
           <w:lang w:val="ro-MD"/>
         </w:rPr>
-        <w:t>git remote add origin https://github.com/username/online-library.git</w:t>
-      </w:r>
-    </w:p>
-    <w:p>
-      <w:pPr>
-        <w:spacing w:line="259" w:lineRule="auto"/>
-        <w:rPr>
-          <w:sz w:val="24"/>
-          <w:szCs w:val="20"/>
-          <w:lang w:val="ru-RU"/>
-        </w:rPr>
-      </w:pPr>
+        <w:t>git remote add origin https://github.com/username/online-</w:t>
+      </w:r>
       <w:r>
         <w:rPr>
           <w:sz w:val="24"/>
           <w:szCs w:val="20"/>
           <w:lang w:val="ro-MD"/>
         </w:rPr>
+        <w:t>shop</w:t>
+      </w:r>
+      <w:r>
+        <w:rPr>
+          <w:sz w:val="24"/>
+          <w:szCs w:val="20"/>
+          <w:lang w:val="ro-MD"/>
+        </w:rPr>
+        <w:t>.git</w:t>
+      </w:r>
+    </w:p>
+    <w:p>
+      <w:pPr>
+        <w:spacing w:line="259" w:lineRule="auto"/>
+        <w:rPr>
+          <w:sz w:val="24"/>
+          <w:szCs w:val="20"/>
+          <w:lang w:val="ru-RU"/>
+        </w:rPr>
+      </w:pPr>
+      <w:r>
+        <w:rPr>
+          <w:sz w:val="24"/>
+          <w:szCs w:val="20"/>
+          <w:lang w:val="ro-MD"/>
+        </w:rPr>
         <w:t>git push -u origin main</w:t>
       </w:r>
     </w:p>
@@ -13986,43 +12636,6 @@
           <w:lang w:val="ru-RU"/>
         </w:rPr>
       </w:pPr>
-      <w:r>
-        <w:drawing>
-          <wp:inline distT="0" distB="0" distL="0" distR="0" wp14:anchorId="294CDF16" wp14:editId="05171368">
-            <wp:extent cx="5326842" cy="5761219"/>
-            <wp:effectExtent l="0" t="0" r="7620" b="0"/>
-            <wp:docPr id="1630553941" name="Picture 1" descr="A screenshot of a computer program&#10;&#10;AI-generated content may be incorrect."/>
-            <wp:cNvGraphicFramePr>
-              <a:graphicFrameLocks xmlns:a="http://schemas.openxmlformats.org/drawingml/2006/main" noChangeAspect="1"/>
-            </wp:cNvGraphicFramePr>
-            <a:graphic xmlns:a="http://schemas.openxmlformats.org/drawingml/2006/main">
-              <a:graphicData uri="http://schemas.openxmlformats.org/drawingml/2006/picture">
-                <pic:pic xmlns:pic="http://schemas.openxmlformats.org/drawingml/2006/picture">
-                  <pic:nvPicPr>
-                    <pic:cNvPr id="1630553941" name="Picture 1" descr="A screenshot of a computer program&#10;&#10;AI-generated content may be incorrect."/>
-                    <pic:cNvPicPr/>
-                  </pic:nvPicPr>
-                  <pic:blipFill>
-                    <a:blip r:embed="rId17"/>
-                    <a:stretch>
-                      <a:fillRect/>
-                    </a:stretch>
-                  </pic:blipFill>
-                  <pic:spPr>
-                    <a:xfrm>
-                      <a:off x="0" y="0"/>
-                      <a:ext cx="5326842" cy="5761219"/>
-                    </a:xfrm>
-                    <a:prstGeom prst="rect">
-                      <a:avLst/>
-                    </a:prstGeom>
-                  </pic:spPr>
-                </pic:pic>
-              </a:graphicData>
-            </a:graphic>
-          </wp:inline>
-        </w:drawing>
-      </w:r>
     </w:p>
     <w:p>
       <w:pPr>
